--- a/일일학습일지/260710-0801_JAVA/20260729_Java_추상화,예외처리.docx
+++ b/일일학습일지/260710-0801_JAVA/20260729_Java_추상화,예외처리.docx
@@ -216,7 +216,6 @@
                 <w:between w:val="nil"/>
               </w:pBdr>
               <w:rPr>
-                <w:rFonts w:hint="eastAsia"/>
                 <w:color w:val="000000"/>
                 <w:sz w:val="17"/>
                 <w:szCs w:val="17"/>
@@ -734,7 +733,6 @@
               </w:pBdr>
               <w:ind w:firstLine="81"/>
               <w:rPr>
-                <w:rFonts w:hint="eastAsia"/>
                 <w:color w:val="000000"/>
                 <w:sz w:val="17"/>
                 <w:szCs w:val="17"/>
@@ -1047,7 +1045,6 @@
               </w:pBdr>
               <w:jc w:val="left"/>
               <w:rPr>
-                <w:rFonts w:hint="eastAsia"/>
                 <w:color w:val="000000"/>
               </w:rPr>
             </w:pPr>
@@ -1098,7 +1095,6 @@
               </w:pBdr>
               <w:jc w:val="left"/>
               <w:rPr>
-                <w:rFonts w:hint="eastAsia"/>
                 <w:b/>
                 <w:bCs/>
                 <w:color w:val="000000"/>
@@ -1340,7 +1336,6 @@
               </w:pBdr>
               <w:jc w:val="left"/>
               <w:rPr>
-                <w:rFonts w:hint="eastAsia"/>
                 <w:b/>
                 <w:bCs/>
                 <w:color w:val="000000"/>
@@ -1421,6 +1416,7 @@
             </w:pPr>
             <w:r>
               <w:rPr>
+                <w:noProof/>
                 <w:color w:val="000000"/>
               </w:rPr>
               <w:drawing>
@@ -1757,7 +1753,6 @@
               <w:ind w:leftChars="0"/>
               <w:jc w:val="left"/>
               <w:rPr>
-                <w:rFonts w:hint="eastAsia"/>
                 <w:color w:val="000000"/>
               </w:rPr>
             </w:pPr>
@@ -2131,7 +2126,6 @@
               </w:pBdr>
               <w:jc w:val="left"/>
               <w:rPr>
-                <w:rFonts w:hint="eastAsia"/>
                 <w:b/>
                 <w:bCs/>
                 <w:color w:val="000000"/>
@@ -2149,9 +2143,34 @@
               </w:pBdr>
               <w:jc w:val="left"/>
               <w:rPr>
+                <w:rFonts w:hint="eastAsia"/>
                 <w:color w:val="000000"/>
               </w:rPr>
             </w:pPr>
+            <w:proofErr w:type="spellStart"/>
+            <w:r>
+              <w:rPr>
+                <w:rFonts w:hint="eastAsia"/>
+                <w:color w:val="000000"/>
+              </w:rPr>
+              <w:t>런타임에러인데</w:t>
+            </w:r>
+            <w:proofErr w:type="spellEnd"/>
+            <w:r>
+              <w:rPr>
+                <w:rFonts w:hint="eastAsia"/>
+                <w:color w:val="000000"/>
+              </w:rPr>
+              <w:t xml:space="preserve"> try catch를 허용하는 유일한 경우 =&gt; </w:t>
+            </w:r>
+            <w:proofErr w:type="spellStart"/>
+            <w:r>
+              <w:rPr>
+                <w:color w:val="000000"/>
+              </w:rPr>
+              <w:t>NumberFormatException</w:t>
+            </w:r>
+            <w:proofErr w:type="spellEnd"/>
           </w:p>
           <w:p>
             <w:pPr>
@@ -5288,6 +5307,7 @@
   <w:style w:type="character" w:default="1" w:styleId="a0">
     <w:name w:val="Default Paragraph Font"/>
     <w:uiPriority w:val="1"/>
+    <w:semiHidden/>
     <w:unhideWhenUsed/>
   </w:style>
   <w:style w:type="table" w:default="1" w:styleId="a1">
